--- a/Smart_Parking_Platform_homework.docx
+++ b/Smart_Parking_Platform_homework.docx
@@ -4515,7 +4515,7 @@
       </w:pPr>
       <w:r>
         <w:drawing>
-          <wp:inline wp14:editId="752D66B1" wp14:anchorId="1D7C58EA">
+          <wp:inline wp14:editId="335EA02B" wp14:anchorId="1D7C58EA">
             <wp:extent cx="6172200" cy="3990975"/>
             <wp:effectExtent l="0" t="0" r="0" b="0"/>
             <wp:docPr id="1491527176" name="drawing"/>
@@ -4559,6 +4559,177 @@
       <w:r>
         <w:rPr/>
         <w:t xml:space="preserve"> </w:t>
+      </w:r>
+    </w:p>
+    <w:p>
+      <w:pPr>
+        <w:pStyle w:val="Normal"/>
+        <w:spacing w:after="180"/>
+        <w:ind w:left="0" w:hanging="0"/>
+      </w:pPr>
+      <w:r>
+        <w:rPr/>
+        <w:t xml:space="preserve">Trello Kanban board for the smart parking platform with sprint 1 planned. (3 separate screenshots because not </w:t>
+      </w:r>
+      <w:r>
+        <w:rPr/>
+        <w:t>all</w:t>
+      </w:r>
+      <w:r>
+        <w:rPr/>
+        <w:t xml:space="preserve"> the cards within each column fit so I had to scroll and screenshot all of them separately. </w:t>
+      </w:r>
+      <w:r>
+        <w:rPr/>
+        <w:t xml:space="preserve">It is on the next </w:t>
+      </w:r>
+      <w:r>
+        <w:rPr/>
+        <w:t>page if</w:t>
+      </w:r>
+      <w:r>
+        <w:rPr/>
+        <w:t xml:space="preserve"> you scroll down</w:t>
+      </w:r>
+      <w:r>
+        <w:rPr/>
+        <w:t>.</w:t>
+      </w:r>
+    </w:p>
+    <w:p>
+      <w:pPr>
+        <w:pStyle w:val="Normal"/>
+        <w:spacing w:after="180"/>
+        <w:ind w:left="0" w:hanging="0"/>
+      </w:pPr>
+      <w:r>
+        <w:drawing>
+          <wp:inline wp14:editId="73F9C6AF" wp14:anchorId="3377163B">
+            <wp:extent cx="6172200" cy="3638550"/>
+            <wp:effectExtent l="0" t="0" r="0" b="0"/>
+            <wp:docPr id="1753486443" name="drawing"/>
+            <wp:cNvGraphicFramePr>
+              <a:graphicFrameLocks noChangeAspect="1"/>
+            </wp:cNvGraphicFramePr>
+            <a:graphic>
+              <a:graphicData xmlns:a="http://schemas.openxmlformats.org/drawingml/2006/main" uri="http://schemas.openxmlformats.org/drawingml/2006/picture">
+                <pic:pic xmlns:pic="http://schemas.openxmlformats.org/drawingml/2006/picture">
+                  <pic:nvPicPr>
+                    <pic:cNvPr id="1753486443" name="Picture 1753486443"/>
+                    <pic:cNvPicPr/>
+                  </pic:nvPicPr>
+                  <pic:blipFill>
+                    <a:blip xmlns:r="http://schemas.openxmlformats.org/officeDocument/2006/relationships" r:embed="rId509398946">
+                      <a:extLst>
+                        <a:ext uri="{28A0092B-C50C-407E-A947-70E740481C1C}">
+                          <a14:useLocalDpi xmlns:a14="http://schemas.microsoft.com/office/drawing/2010/main"/>
+                        </a:ext>
+                      </a:extLst>
+                    </a:blip>
+                    <a:stretch>
+                      <a:fillRect/>
+                    </a:stretch>
+                  </pic:blipFill>
+                  <pic:spPr>
+                    <a:xfrm>
+                      <a:off x="0" y="0"/>
+                      <a:ext cx="6172200" cy="3638550"/>
+                    </a:xfrm>
+                    <a:prstGeom prst="rect">
+                      <a:avLst/>
+                    </a:prstGeom>
+                  </pic:spPr>
+                </pic:pic>
+              </a:graphicData>
+            </a:graphic>
+          </wp:inline>
+        </w:drawing>
+      </w:r>
+      <w:r>
+        <w:drawing>
+          <wp:inline wp14:editId="5DD366BD" wp14:anchorId="07509FE3">
+            <wp:extent cx="6172200" cy="3657600"/>
+            <wp:effectExtent l="0" t="0" r="0" b="0"/>
+            <wp:docPr id="1192932293" name="drawing"/>
+            <wp:cNvGraphicFramePr>
+              <a:graphicFrameLocks noChangeAspect="1"/>
+            </wp:cNvGraphicFramePr>
+            <a:graphic>
+              <a:graphicData xmlns:a="http://schemas.openxmlformats.org/drawingml/2006/main" uri="http://schemas.openxmlformats.org/drawingml/2006/picture">
+                <pic:pic xmlns:pic="http://schemas.openxmlformats.org/drawingml/2006/picture">
+                  <pic:nvPicPr>
+                    <pic:cNvPr id="1192932293" name="Picture 1192932293"/>
+                    <pic:cNvPicPr/>
+                  </pic:nvPicPr>
+                  <pic:blipFill>
+                    <a:blip xmlns:r="http://schemas.openxmlformats.org/officeDocument/2006/relationships" r:embed="rId1493976088">
+                      <a:extLst>
+                        <a:ext uri="{28A0092B-C50C-407E-A947-70E740481C1C}">
+                          <a14:useLocalDpi xmlns:a14="http://schemas.microsoft.com/office/drawing/2010/main"/>
+                        </a:ext>
+                      </a:extLst>
+                    </a:blip>
+                    <a:stretch>
+                      <a:fillRect/>
+                    </a:stretch>
+                  </pic:blipFill>
+                  <pic:spPr>
+                    <a:xfrm>
+                      <a:off x="0" y="0"/>
+                      <a:ext cx="6172200" cy="3657600"/>
+                    </a:xfrm>
+                    <a:prstGeom prst="rect">
+                      <a:avLst/>
+                    </a:prstGeom>
+                  </pic:spPr>
+                </pic:pic>
+              </a:graphicData>
+            </a:graphic>
+          </wp:inline>
+        </w:drawing>
+      </w:r>
+      <w:r>
+        <w:drawing>
+          <wp:inline wp14:editId="42E2A657" wp14:anchorId="027F2ECA">
+            <wp:extent cx="6172200" cy="3648075"/>
+            <wp:effectExtent l="0" t="0" r="0" b="0"/>
+            <wp:docPr id="1128302045" name="drawing"/>
+            <wp:cNvGraphicFramePr>
+              <a:graphicFrameLocks noChangeAspect="1"/>
+            </wp:cNvGraphicFramePr>
+            <a:graphic>
+              <a:graphicData xmlns:a="http://schemas.openxmlformats.org/drawingml/2006/main" uri="http://schemas.openxmlformats.org/drawingml/2006/picture">
+                <pic:pic xmlns:pic="http://schemas.openxmlformats.org/drawingml/2006/picture">
+                  <pic:nvPicPr>
+                    <pic:cNvPr id="1128302045" name="Picture 1128302045"/>
+                    <pic:cNvPicPr/>
+                  </pic:nvPicPr>
+                  <pic:blipFill>
+                    <a:blip xmlns:r="http://schemas.openxmlformats.org/officeDocument/2006/relationships" r:embed="rId2123367596">
+                      <a:extLst>
+                        <a:ext uri="{28A0092B-C50C-407E-A947-70E740481C1C}">
+                          <a14:useLocalDpi xmlns:a14="http://schemas.microsoft.com/office/drawing/2010/main"/>
+                        </a:ext>
+                      </a:extLst>
+                    </a:blip>
+                    <a:stretch>
+                      <a:fillRect/>
+                    </a:stretch>
+                  </pic:blipFill>
+                  <pic:spPr>
+                    <a:xfrm>
+                      <a:off x="0" y="0"/>
+                      <a:ext cx="6172200" cy="3648075"/>
+                    </a:xfrm>
+                    <a:prstGeom prst="rect">
+                      <a:avLst/>
+                    </a:prstGeom>
+                  </pic:spPr>
+                </pic:pic>
+              </a:graphicData>
+            </a:graphic>
+          </wp:inline>
+        </w:drawing>
       </w:r>
     </w:p>
     <w:sectPr>

--- a/Smart_Parking_Platform_homework.docx
+++ b/Smart_Parking_Platform_homework.docx
@@ -4604,7 +4604,7 @@
       </w:pPr>
       <w:r>
         <w:drawing>
-          <wp:inline wp14:editId="73F9C6AF" wp14:anchorId="3377163B">
+          <wp:inline wp14:editId="247E46ED" wp14:anchorId="3377163B">
             <wp:extent cx="6172200" cy="3638550"/>
             <wp:effectExtent l="0" t="0" r="0" b="0"/>
             <wp:docPr id="1753486443" name="drawing"/>
@@ -4647,7 +4647,7 @@
       </w:r>
       <w:r>
         <w:drawing>
-          <wp:inline wp14:editId="5DD366BD" wp14:anchorId="07509FE3">
+          <wp:inline wp14:editId="5A7BD597" wp14:anchorId="07509FE3">
             <wp:extent cx="6172200" cy="3657600"/>
             <wp:effectExtent l="0" t="0" r="0" b="0"/>
             <wp:docPr id="1192932293" name="drawing"/>
@@ -4690,7 +4690,7 @@
       </w:r>
       <w:r>
         <w:drawing>
-          <wp:inline wp14:editId="42E2A657" wp14:anchorId="027F2ECA">
+          <wp:inline wp14:editId="598DFD99" wp14:anchorId="027F2ECA">
             <wp:extent cx="6172200" cy="3648075"/>
             <wp:effectExtent l="0" t="0" r="0" b="0"/>
             <wp:docPr id="1128302045" name="drawing"/>
@@ -4732,6 +4732,664 @@
         </w:drawing>
       </w:r>
     </w:p>
+    <w:p>
+      <w:pPr>
+        <w:pStyle w:val="Normal"/>
+        <w:spacing w:after="180"/>
+        <w:ind w:left="0" w:hanging="0"/>
+      </w:pPr>
+      <w:r>
+        <w:rPr>
+          <w:b w:val="1"/>
+          <w:bCs w:val="1"/>
+          <w:sz w:val="28"/>
+          <w:szCs w:val="28"/>
+        </w:rPr>
+        <w:t>Risk Register</w:t>
+      </w:r>
+    </w:p>
+    <w:p>
+      <w:pPr>
+        <w:pStyle w:val="Normal"/>
+        <w:spacing w:after="180"/>
+        <w:ind w:left="0" w:hanging="0"/>
+      </w:pPr>
+      <w:r>
+        <w:drawing>
+          <wp:inline wp14:editId="4E72AE7B" wp14:anchorId="52804225">
+            <wp:extent cx="6172200" cy="3067050"/>
+            <wp:effectExtent l="0" t="0" r="0" b="0"/>
+            <wp:docPr id="1939014658" name="drawing"/>
+            <wp:cNvGraphicFramePr>
+              <a:graphicFrameLocks noChangeAspect="1"/>
+            </wp:cNvGraphicFramePr>
+            <a:graphic>
+              <a:graphicData xmlns:a="http://schemas.openxmlformats.org/drawingml/2006/main" uri="http://schemas.openxmlformats.org/drawingml/2006/picture">
+                <pic:pic xmlns:pic="http://schemas.openxmlformats.org/drawingml/2006/picture">
+                  <pic:nvPicPr>
+                    <pic:cNvPr id="1939014658" name="Picture 1939014658"/>
+                    <pic:cNvPicPr/>
+                  </pic:nvPicPr>
+                  <pic:blipFill>
+                    <a:blip xmlns:r="http://schemas.openxmlformats.org/officeDocument/2006/relationships" r:embed="rId279664993">
+                      <a:extLst>
+                        <a:ext uri="{28A0092B-C50C-407E-A947-70E740481C1C}">
+                          <a14:useLocalDpi xmlns:a14="http://schemas.microsoft.com/office/drawing/2010/main"/>
+                        </a:ext>
+                      </a:extLst>
+                    </a:blip>
+                    <a:stretch>
+                      <a:fillRect/>
+                    </a:stretch>
+                  </pic:blipFill>
+                  <pic:spPr>
+                    <a:xfrm>
+                      <a:off x="0" y="0"/>
+                      <a:ext cx="6172200" cy="3067050"/>
+                    </a:xfrm>
+                    <a:prstGeom prst="rect">
+                      <a:avLst/>
+                    </a:prstGeom>
+                  </pic:spPr>
+                </pic:pic>
+              </a:graphicData>
+            </a:graphic>
+          </wp:inline>
+        </w:drawing>
+      </w:r>
+      <w:r>
+        <w:rPr>
+          <w:b w:val="0"/>
+          <w:bCs w:val="0"/>
+          <w:sz w:val="22"/>
+          <w:szCs w:val="22"/>
+        </w:rPr>
+        <w:t>Above I have a screenshot of my risk register created for this project. It includes all the risks for each category that the team and I are monitoring as we progress with this project</w:t>
+      </w:r>
+    </w:p>
+    <w:p>
+      <w:pPr>
+        <w:pStyle w:val="Normal"/>
+        <w:spacing w:after="180"/>
+        <w:ind w:left="0" w:hanging="0"/>
+        <w:rPr>
+          <w:b w:val="0"/>
+          <w:bCs w:val="0"/>
+          <w:sz w:val="22"/>
+          <w:szCs w:val="22"/>
+        </w:rPr>
+      </w:pPr>
+    </w:p>
+    <w:p>
+      <w:pPr>
+        <w:pStyle w:val="Normal"/>
+        <w:spacing w:after="180"/>
+        <w:ind w:left="0" w:hanging="0"/>
+        <w:rPr>
+          <w:b w:val="0"/>
+          <w:bCs w:val="0"/>
+          <w:sz w:val="22"/>
+          <w:szCs w:val="22"/>
+        </w:rPr>
+      </w:pPr>
+    </w:p>
+    <w:p>
+      <w:pPr>
+        <w:spacing w:before="240" w:beforeAutospacing="off" w:after="240" w:afterAutospacing="off"/>
+        <w:rPr>
+          <w:rFonts w:ascii="Calibri" w:hAnsi="Calibri" w:eastAsia="Calibri" w:cs="Calibri"/>
+          <w:b w:val="1"/>
+          <w:bCs w:val="1"/>
+          <w:noProof w:val="0"/>
+          <w:sz w:val="28"/>
+          <w:szCs w:val="28"/>
+          <w:lang w:val="en-US"/>
+        </w:rPr>
+      </w:pPr>
+      <w:r>
+        <w:rPr>
+          <w:rFonts w:ascii="Calibri" w:hAnsi="Calibri" w:eastAsia="Calibri" w:cs="Calibri"/>
+          <w:b w:val="1"/>
+          <w:bCs w:val="1"/>
+          <w:noProof w:val="0"/>
+          <w:sz w:val="28"/>
+          <w:szCs w:val="28"/>
+          <w:lang w:val="en-US"/>
+        </w:rPr>
+        <w:t>Communication Plan</w:t>
+      </w:r>
+    </w:p>
+    <w:p>
+      <w:pPr>
+        <w:spacing w:before="240" w:beforeAutospacing="off" w:after="240" w:afterAutospacing="off"/>
+      </w:pPr>
+      <w:r>
+        <w:rPr>
+          <w:rFonts w:ascii="Calibri" w:hAnsi="Calibri" w:eastAsia="Calibri" w:cs="Calibri"/>
+          <w:b w:val="1"/>
+          <w:bCs w:val="1"/>
+          <w:noProof w:val="0"/>
+          <w:sz w:val="22"/>
+          <w:szCs w:val="22"/>
+          <w:lang w:val="en-US"/>
+        </w:rPr>
+        <w:t>Meeting cadence</w:t>
+      </w:r>
+    </w:p>
+    <w:p>
+      <w:pPr>
+        <w:pStyle w:val="ListParagraph"/>
+        <w:numPr>
+          <w:ilvl w:val="0"/>
+          <w:numId w:val="9"/>
+        </w:numPr>
+        <w:spacing w:before="240" w:beforeAutospacing="off" w:after="240" w:afterAutospacing="off"/>
+        <w:rPr>
+          <w:rFonts w:ascii="Calibri" w:hAnsi="Calibri" w:eastAsia="Calibri" w:cs="Calibri"/>
+          <w:noProof w:val="0"/>
+          <w:sz w:val="22"/>
+          <w:szCs w:val="22"/>
+          <w:lang w:val="en-US"/>
+        </w:rPr>
+      </w:pPr>
+      <w:r>
+        <w:rPr>
+          <w:rFonts w:ascii="Calibri" w:hAnsi="Calibri" w:eastAsia="Calibri" w:cs="Calibri"/>
+          <w:noProof w:val="0"/>
+          <w:sz w:val="22"/>
+          <w:szCs w:val="22"/>
+          <w:lang w:val="en-US"/>
+        </w:rPr>
+        <w:t>Daily standup, 15 minutes, every weekday morning. Each development team runs its own. Everyone says what they finished, what they are working on, and what is blocking them.</w:t>
+      </w:r>
+    </w:p>
+    <w:p>
+      <w:pPr>
+        <w:pStyle w:val="ListParagraph"/>
+        <w:numPr>
+          <w:ilvl w:val="0"/>
+          <w:numId w:val="9"/>
+        </w:numPr>
+        <w:spacing w:before="240" w:beforeAutospacing="off" w:after="240" w:afterAutospacing="off"/>
+        <w:rPr>
+          <w:rFonts w:ascii="Calibri" w:hAnsi="Calibri" w:eastAsia="Calibri" w:cs="Calibri"/>
+          <w:noProof w:val="0"/>
+          <w:sz w:val="22"/>
+          <w:szCs w:val="22"/>
+          <w:lang w:val="en-US"/>
+        </w:rPr>
+      </w:pPr>
+      <w:r>
+        <w:rPr>
+          <w:rFonts w:ascii="Calibri" w:hAnsi="Calibri" w:eastAsia="Calibri" w:cs="Calibri"/>
+          <w:noProof w:val="0"/>
+          <w:sz w:val="22"/>
+          <w:szCs w:val="22"/>
+          <w:lang w:val="en-US"/>
+        </w:rPr>
+        <w:t xml:space="preserve">Integration sync, 45 minutes, every Wednesday. One developer from each team plus the project manager. </w:t>
+      </w:r>
+    </w:p>
+    <w:p>
+      <w:pPr>
+        <w:pStyle w:val="ListParagraph"/>
+        <w:numPr>
+          <w:ilvl w:val="0"/>
+          <w:numId w:val="9"/>
+        </w:numPr>
+        <w:spacing w:before="240" w:beforeAutospacing="off" w:after="240" w:afterAutospacing="off"/>
+        <w:rPr>
+          <w:rFonts w:ascii="Calibri" w:hAnsi="Calibri" w:eastAsia="Calibri" w:cs="Calibri"/>
+          <w:noProof w:val="0"/>
+          <w:sz w:val="22"/>
+          <w:szCs w:val="22"/>
+          <w:lang w:val="en-US"/>
+        </w:rPr>
+      </w:pPr>
+      <w:r>
+        <w:rPr>
+          <w:rFonts w:ascii="Calibri" w:hAnsi="Calibri" w:eastAsia="Calibri" w:cs="Calibri"/>
+          <w:noProof w:val="0"/>
+          <w:sz w:val="22"/>
+          <w:szCs w:val="22"/>
+          <w:lang w:val="en-US"/>
+        </w:rPr>
+        <w:t xml:space="preserve">Sprint planning, 1.5 hours, first Monday of each sprint. Whole team. </w:t>
+      </w:r>
+    </w:p>
+    <w:p>
+      <w:pPr>
+        <w:pStyle w:val="ListParagraph"/>
+        <w:numPr>
+          <w:ilvl w:val="0"/>
+          <w:numId w:val="9"/>
+        </w:numPr>
+        <w:spacing w:before="240" w:beforeAutospacing="off" w:after="240" w:afterAutospacing="off"/>
+        <w:rPr>
+          <w:rFonts w:ascii="Calibri" w:hAnsi="Calibri" w:eastAsia="Calibri" w:cs="Calibri"/>
+          <w:noProof w:val="0"/>
+          <w:sz w:val="22"/>
+          <w:szCs w:val="22"/>
+          <w:lang w:val="en-US"/>
+        </w:rPr>
+      </w:pPr>
+      <w:r>
+        <w:rPr>
+          <w:rFonts w:ascii="Calibri" w:hAnsi="Calibri" w:eastAsia="Calibri" w:cs="Calibri"/>
+          <w:noProof w:val="0"/>
+          <w:sz w:val="22"/>
+          <w:szCs w:val="22"/>
+          <w:lang w:val="en-US"/>
+        </w:rPr>
+        <w:t xml:space="preserve">Sprint review and demo, </w:t>
+      </w:r>
+      <w:r>
+        <w:rPr>
+          <w:rFonts w:ascii="Calibri" w:hAnsi="Calibri" w:eastAsia="Calibri" w:cs="Calibri"/>
+          <w:noProof w:val="0"/>
+          <w:sz w:val="22"/>
+          <w:szCs w:val="22"/>
+          <w:lang w:val="en-US"/>
+        </w:rPr>
+        <w:t>1 hour</w:t>
+      </w:r>
+      <w:r>
+        <w:rPr>
+          <w:rFonts w:ascii="Calibri" w:hAnsi="Calibri" w:eastAsia="Calibri" w:cs="Calibri"/>
+          <w:noProof w:val="0"/>
+          <w:sz w:val="22"/>
+          <w:szCs w:val="22"/>
+          <w:lang w:val="en-US"/>
+        </w:rPr>
+        <w:t xml:space="preserve">, last Friday of each sprint. </w:t>
+      </w:r>
+    </w:p>
+    <w:p>
+      <w:pPr>
+        <w:pStyle w:val="ListParagraph"/>
+        <w:numPr>
+          <w:ilvl w:val="0"/>
+          <w:numId w:val="9"/>
+        </w:numPr>
+        <w:spacing w:before="240" w:beforeAutospacing="off" w:after="240" w:afterAutospacing="off"/>
+        <w:rPr>
+          <w:rFonts w:ascii="Calibri" w:hAnsi="Calibri" w:eastAsia="Calibri" w:cs="Calibri"/>
+          <w:noProof w:val="0"/>
+          <w:sz w:val="22"/>
+          <w:szCs w:val="22"/>
+          <w:lang w:val="en-US"/>
+        </w:rPr>
+      </w:pPr>
+      <w:r>
+        <w:rPr>
+          <w:rFonts w:ascii="Calibri" w:hAnsi="Calibri" w:eastAsia="Calibri" w:cs="Calibri"/>
+          <w:noProof w:val="0"/>
+          <w:sz w:val="22"/>
+          <w:szCs w:val="22"/>
+          <w:lang w:val="en-US"/>
+        </w:rPr>
+        <w:t>Stakeholder status meeting, 30 minutes, every other Tuesday. Project manager, the parking operator, and finance. Schedule, budget, and risks.</w:t>
+      </w:r>
+    </w:p>
+    <w:p>
+      <w:pPr>
+        <w:pStyle w:val="ListParagraph"/>
+        <w:numPr>
+          <w:ilvl w:val="0"/>
+          <w:numId w:val="9"/>
+        </w:numPr>
+        <w:spacing w:before="240" w:beforeAutospacing="off" w:after="240" w:afterAutospacing="off"/>
+        <w:rPr>
+          <w:rFonts w:ascii="Calibri" w:hAnsi="Calibri" w:eastAsia="Calibri" w:cs="Calibri"/>
+          <w:noProof w:val="0"/>
+          <w:sz w:val="22"/>
+          <w:szCs w:val="22"/>
+          <w:lang w:val="en-US"/>
+        </w:rPr>
+      </w:pPr>
+      <w:r>
+        <w:rPr>
+          <w:rFonts w:ascii="Calibri" w:hAnsi="Calibri" w:eastAsia="Calibri" w:cs="Calibri"/>
+          <w:noProof w:val="0"/>
+          <w:sz w:val="22"/>
+          <w:szCs w:val="22"/>
+          <w:lang w:val="en-US"/>
+        </w:rPr>
+        <w:t>Risk review, 30 minutes, monthly. Project manager and all team leads. We walk the risk register, update scores, and close anything that no longer applies.</w:t>
+      </w:r>
+    </w:p>
+    <w:p>
+      <w:pPr>
+        <w:spacing w:before="240" w:beforeAutospacing="off" w:after="240" w:afterAutospacing="off"/>
+      </w:pPr>
+      <w:r>
+        <w:rPr>
+          <w:rFonts w:ascii="Calibri" w:hAnsi="Calibri" w:eastAsia="Calibri" w:cs="Calibri"/>
+          <w:b w:val="1"/>
+          <w:bCs w:val="1"/>
+          <w:noProof w:val="0"/>
+          <w:sz w:val="22"/>
+          <w:szCs w:val="22"/>
+          <w:lang w:val="en-US"/>
+        </w:rPr>
+        <w:t>Reporting methods</w:t>
+      </w:r>
+    </w:p>
+    <w:p>
+      <w:pPr>
+        <w:pStyle w:val="ListParagraph"/>
+        <w:numPr>
+          <w:ilvl w:val="0"/>
+          <w:numId w:val="10"/>
+        </w:numPr>
+        <w:spacing w:before="240" w:beforeAutospacing="off" w:after="240" w:afterAutospacing="off"/>
+        <w:rPr>
+          <w:rFonts w:ascii="Calibri" w:hAnsi="Calibri" w:eastAsia="Calibri" w:cs="Calibri"/>
+          <w:noProof w:val="0"/>
+          <w:sz w:val="22"/>
+          <w:szCs w:val="22"/>
+          <w:lang w:val="en-US"/>
+        </w:rPr>
+      </w:pPr>
+      <w:r>
+        <w:rPr>
+          <w:rFonts w:ascii="Calibri" w:hAnsi="Calibri" w:eastAsia="Calibri" w:cs="Calibri"/>
+          <w:noProof w:val="0"/>
+          <w:sz w:val="22"/>
+          <w:szCs w:val="22"/>
+          <w:lang w:val="en-US"/>
+        </w:rPr>
+        <w:t>Weekly status report. Written by the project manager every Friday, emailed to the operator and all team leads. Covers work completed, work planned, schedule status, open risks, and anything blocked.</w:t>
+      </w:r>
+    </w:p>
+    <w:p>
+      <w:pPr>
+        <w:pStyle w:val="ListParagraph"/>
+        <w:numPr>
+          <w:ilvl w:val="0"/>
+          <w:numId w:val="10"/>
+        </w:numPr>
+        <w:spacing w:before="240" w:beforeAutospacing="off" w:after="240" w:afterAutospacing="off"/>
+        <w:rPr>
+          <w:rFonts w:ascii="Calibri" w:hAnsi="Calibri" w:eastAsia="Calibri" w:cs="Calibri"/>
+          <w:noProof w:val="0"/>
+          <w:sz w:val="22"/>
+          <w:szCs w:val="22"/>
+          <w:lang w:val="en-US"/>
+        </w:rPr>
+      </w:pPr>
+      <w:r>
+        <w:rPr>
+          <w:rFonts w:ascii="Calibri" w:hAnsi="Calibri" w:eastAsia="Calibri" w:cs="Calibri"/>
+          <w:noProof w:val="0"/>
+          <w:sz w:val="22"/>
+          <w:szCs w:val="22"/>
+          <w:lang w:val="en-US"/>
+        </w:rPr>
+        <w:t>Trello board</w:t>
+      </w:r>
+      <w:r>
+        <w:rPr>
+          <w:rFonts w:ascii="Calibri" w:hAnsi="Calibri" w:eastAsia="Calibri" w:cs="Calibri"/>
+          <w:noProof w:val="0"/>
+          <w:sz w:val="22"/>
+          <w:szCs w:val="22"/>
+          <w:lang w:val="en-US"/>
+        </w:rPr>
+        <w:t>:</w:t>
+      </w:r>
+      <w:r>
+        <w:rPr>
+          <w:rFonts w:ascii="Calibri" w:hAnsi="Calibri" w:eastAsia="Calibri" w:cs="Calibri"/>
+          <w:noProof w:val="0"/>
+          <w:sz w:val="22"/>
+          <w:szCs w:val="22"/>
+          <w:lang w:val="en-US"/>
+        </w:rPr>
+        <w:t xml:space="preserve"> Every team member updates their own cards as they move. Nobody should have to ask what is in progress.</w:t>
+      </w:r>
+    </w:p>
+    <w:p>
+      <w:pPr>
+        <w:pStyle w:val="ListParagraph"/>
+        <w:numPr>
+          <w:ilvl w:val="0"/>
+          <w:numId w:val="10"/>
+        </w:numPr>
+        <w:spacing w:before="240" w:beforeAutospacing="off" w:after="240" w:afterAutospacing="off"/>
+        <w:rPr>
+          <w:rFonts w:ascii="Calibri" w:hAnsi="Calibri" w:eastAsia="Calibri" w:cs="Calibri"/>
+          <w:noProof w:val="0"/>
+          <w:sz w:val="22"/>
+          <w:szCs w:val="22"/>
+          <w:lang w:val="en-US"/>
+        </w:rPr>
+      </w:pPr>
+      <w:r>
+        <w:rPr>
+          <w:rFonts w:ascii="Calibri" w:hAnsi="Calibri" w:eastAsia="Calibri" w:cs="Calibri"/>
+          <w:noProof w:val="0"/>
+          <w:sz w:val="22"/>
+          <w:szCs w:val="22"/>
+          <w:lang w:val="en-US"/>
+        </w:rPr>
+        <w:t>Risk register. Lives in the shared project folder. Owners update their own rows before the monthly risk review.</w:t>
+      </w:r>
+    </w:p>
+    <w:p>
+      <w:pPr>
+        <w:pStyle w:val="ListParagraph"/>
+        <w:numPr>
+          <w:ilvl w:val="0"/>
+          <w:numId w:val="10"/>
+        </w:numPr>
+        <w:spacing w:before="240" w:beforeAutospacing="off" w:after="240" w:afterAutospacing="off"/>
+        <w:rPr>
+          <w:rFonts w:ascii="Calibri" w:hAnsi="Calibri" w:eastAsia="Calibri" w:cs="Calibri"/>
+          <w:noProof w:val="0"/>
+          <w:sz w:val="22"/>
+          <w:szCs w:val="22"/>
+          <w:lang w:val="en-US"/>
+        </w:rPr>
+      </w:pPr>
+      <w:r>
+        <w:rPr>
+          <w:rFonts w:ascii="Calibri" w:hAnsi="Calibri" w:eastAsia="Calibri" w:cs="Calibri"/>
+          <w:noProof w:val="0"/>
+          <w:sz w:val="22"/>
+          <w:szCs w:val="22"/>
+          <w:lang w:val="en-US"/>
+        </w:rPr>
+        <w:t>Microsoft teams</w:t>
+      </w:r>
+      <w:r>
+        <w:rPr>
+          <w:rFonts w:ascii="Calibri" w:hAnsi="Calibri" w:eastAsia="Calibri" w:cs="Calibri"/>
+          <w:noProof w:val="0"/>
+          <w:sz w:val="22"/>
+          <w:szCs w:val="22"/>
+          <w:lang w:val="en-US"/>
+        </w:rPr>
+        <w:t xml:space="preserve">. Day to day questions and blockers. One </w:t>
+      </w:r>
+      <w:r>
+        <w:rPr>
+          <w:rFonts w:ascii="Calibri" w:hAnsi="Calibri" w:eastAsia="Calibri" w:cs="Calibri"/>
+          <w:noProof w:val="0"/>
+          <w:sz w:val="22"/>
+          <w:szCs w:val="22"/>
+          <w:lang w:val="en-US"/>
+        </w:rPr>
+        <w:t xml:space="preserve">group </w:t>
+      </w:r>
+      <w:r>
+        <w:rPr>
+          <w:rFonts w:ascii="Calibri" w:hAnsi="Calibri" w:eastAsia="Calibri" w:cs="Calibri"/>
+          <w:noProof w:val="0"/>
+          <w:sz w:val="22"/>
+          <w:szCs w:val="22"/>
+          <w:lang w:val="en-US"/>
+        </w:rPr>
+        <w:t xml:space="preserve">per team </w:t>
+      </w:r>
+      <w:r>
+        <w:rPr>
+          <w:rFonts w:ascii="Calibri" w:hAnsi="Calibri" w:eastAsia="Calibri" w:cs="Calibri"/>
+          <w:noProof w:val="0"/>
+          <w:sz w:val="22"/>
+          <w:szCs w:val="22"/>
+          <w:lang w:val="en-US"/>
+        </w:rPr>
+        <w:t xml:space="preserve">and </w:t>
+      </w:r>
+      <w:r>
+        <w:rPr>
+          <w:rFonts w:ascii="Calibri" w:hAnsi="Calibri" w:eastAsia="Calibri" w:cs="Calibri"/>
+          <w:noProof w:val="0"/>
+          <w:sz w:val="22"/>
+          <w:szCs w:val="22"/>
+          <w:lang w:val="en-US"/>
+        </w:rPr>
+        <w:t xml:space="preserve">a shared </w:t>
+      </w:r>
+      <w:r>
+        <w:rPr>
+          <w:rFonts w:ascii="Calibri" w:hAnsi="Calibri" w:eastAsia="Calibri" w:cs="Calibri"/>
+          <w:noProof w:val="0"/>
+          <w:sz w:val="22"/>
+          <w:szCs w:val="22"/>
+          <w:lang w:val="en-US"/>
+        </w:rPr>
+        <w:t xml:space="preserve">group </w:t>
+      </w:r>
+      <w:r>
+        <w:rPr>
+          <w:rFonts w:ascii="Calibri" w:hAnsi="Calibri" w:eastAsia="Calibri" w:cs="Calibri"/>
+          <w:noProof w:val="0"/>
+          <w:sz w:val="22"/>
+          <w:szCs w:val="22"/>
+          <w:lang w:val="en-US"/>
+        </w:rPr>
+        <w:t xml:space="preserve">for issues. </w:t>
+      </w:r>
+    </w:p>
+    <w:p>
+      <w:pPr>
+        <w:pStyle w:val="ListParagraph"/>
+        <w:numPr>
+          <w:ilvl w:val="0"/>
+          <w:numId w:val="10"/>
+        </w:numPr>
+        <w:spacing w:before="240" w:beforeAutospacing="off" w:after="240" w:afterAutospacing="off"/>
+        <w:rPr>
+          <w:rFonts w:ascii="Calibri" w:hAnsi="Calibri" w:eastAsia="Calibri" w:cs="Calibri"/>
+          <w:noProof w:val="0"/>
+          <w:sz w:val="22"/>
+          <w:szCs w:val="22"/>
+          <w:lang w:val="en-US"/>
+        </w:rPr>
+      </w:pPr>
+      <w:r>
+        <w:rPr>
+          <w:rFonts w:ascii="Calibri" w:hAnsi="Calibri" w:eastAsia="Calibri" w:cs="Calibri"/>
+          <w:noProof w:val="0"/>
+          <w:sz w:val="22"/>
+          <w:szCs w:val="22"/>
+          <w:lang w:val="en-US"/>
+        </w:rPr>
+        <w:t xml:space="preserve">Email. Formal items only, such as approvals, </w:t>
+      </w:r>
+      <w:r>
+        <w:rPr>
+          <w:rFonts w:ascii="Calibri" w:hAnsi="Calibri" w:eastAsia="Calibri" w:cs="Calibri"/>
+          <w:noProof w:val="0"/>
+          <w:sz w:val="22"/>
+          <w:szCs w:val="22"/>
+          <w:lang w:val="en-US"/>
+        </w:rPr>
+        <w:t xml:space="preserve">and </w:t>
+      </w:r>
+      <w:r>
+        <w:rPr>
+          <w:rFonts w:ascii="Calibri" w:hAnsi="Calibri" w:eastAsia="Calibri" w:cs="Calibri"/>
+          <w:noProof w:val="0"/>
+          <w:sz w:val="22"/>
+          <w:szCs w:val="22"/>
+          <w:lang w:val="en-US"/>
+        </w:rPr>
+        <w:t xml:space="preserve">scope </w:t>
+      </w:r>
+      <w:r>
+        <w:rPr>
+          <w:rFonts w:ascii="Calibri" w:hAnsi="Calibri" w:eastAsia="Calibri" w:cs="Calibri"/>
+          <w:noProof w:val="0"/>
+          <w:sz w:val="22"/>
+          <w:szCs w:val="22"/>
+          <w:lang w:val="en-US"/>
+        </w:rPr>
+        <w:t>changes</w:t>
+      </w:r>
+      <w:r>
+        <w:rPr>
+          <w:rFonts w:ascii="Calibri" w:hAnsi="Calibri" w:eastAsia="Calibri" w:cs="Calibri"/>
+          <w:noProof w:val="0"/>
+          <w:sz w:val="22"/>
+          <w:szCs w:val="22"/>
+          <w:lang w:val="en-US"/>
+        </w:rPr>
+        <w:t xml:space="preserve"> </w:t>
+      </w:r>
+      <w:r>
+        <w:rPr>
+          <w:rFonts w:ascii="Calibri" w:hAnsi="Calibri" w:eastAsia="Calibri" w:cs="Calibri"/>
+          <w:noProof w:val="0"/>
+          <w:sz w:val="22"/>
+          <w:szCs w:val="22"/>
+          <w:lang w:val="en-US"/>
+        </w:rPr>
+        <w:t>so there is a written record.</w:t>
+      </w:r>
+    </w:p>
+    <w:p>
+      <w:pPr>
+        <w:pStyle w:val="ListParagraph"/>
+        <w:numPr>
+          <w:ilvl w:val="0"/>
+          <w:numId w:val="10"/>
+        </w:numPr>
+        <w:spacing w:before="240" w:beforeAutospacing="off" w:after="240" w:afterAutospacing="off"/>
+        <w:rPr>
+          <w:rFonts w:ascii="Calibri" w:hAnsi="Calibri" w:eastAsia="Calibri" w:cs="Calibri"/>
+          <w:noProof w:val="0"/>
+          <w:sz w:val="22"/>
+          <w:szCs w:val="22"/>
+          <w:lang w:val="en-US"/>
+        </w:rPr>
+      </w:pPr>
+      <w:r>
+        <w:rPr>
+          <w:rFonts w:ascii="Calibri" w:hAnsi="Calibri" w:eastAsia="Calibri" w:cs="Calibri"/>
+          <w:noProof w:val="0"/>
+          <w:sz w:val="22"/>
+          <w:szCs w:val="22"/>
+          <w:lang w:val="en-US"/>
+        </w:rPr>
+        <w:t>Shared project folder. Holds the project document, the Gantt chart, the risk register, and meeting notes</w:t>
+      </w:r>
+    </w:p>
+    <w:p>
+      <w:pPr>
+        <w:pStyle w:val="Normal"/>
+        <w:spacing w:after="180"/>
+        <w:ind w:left="0" w:hanging="0"/>
+        <w:rPr>
+          <w:b w:val="0"/>
+          <w:bCs w:val="0"/>
+          <w:sz w:val="22"/>
+          <w:szCs w:val="22"/>
+        </w:rPr>
+      </w:pPr>
+    </w:p>
     <w:sectPr>
       <w:headerReference w:type="default" r:id="rId7"/>
       <w:footerReference w:type="default" r:id="rId8"/>
@@ -4983,6 +5641,230 @@
 
 <file path=word/numbering.xml><?xml version="1.0" encoding="utf-8"?>
 <w:numbering xmlns:wpc="http://schemas.microsoft.com/office/word/2010/wordprocessingCanvas" xmlns:cx="http://schemas.microsoft.com/office/drawing/2014/chartex" xmlns:cx1="http://schemas.microsoft.com/office/drawing/2015/9/8/chartex" xmlns:cx2="http://schemas.microsoft.com/office/drawing/2015/10/21/chartex" xmlns:cx3="http://schemas.microsoft.com/office/drawing/2016/5/9/chartex" xmlns:cx4="http://schemas.microsoft.com/office/drawing/2016/5/10/chartex" xmlns:cx5="http://schemas.microsoft.com/office/drawing/2016/5/11/chartex" xmlns:cx6="http://schemas.microsoft.com/office/drawing/2016/5/12/chartex" xmlns:cx7="http://schemas.microsoft.com/office/drawing/2016/5/13/chartex" xmlns:cx8="http://schemas.microsoft.com/office/drawing/2016/5/14/chartex" xmlns:mc="http://schemas.openxmlformats.org/markup-compatibility/2006" xmlns:aink="http://schemas.microsoft.com/office/drawing/2016/ink" xmlns:am3d="http://schemas.microsoft.com/office/drawing/2017/model3d" xmlns:o="urn:schemas-microsoft-com:office:office" xmlns:oel="http://schemas.microsoft.com/office/2019/extlst" xmlns:r="http://schemas.openxmlformats.org/officeDocument/2006/relationships" xmlns:m="http://schemas.openxmlformats.org/officeDocument/2006/math" xmlns:v="urn:schemas-microsoft-com:vml" xmlns:wp14="http://schemas.microsoft.com/office/word/2010/wordprocessingDrawing" xmlns:wp="http://schemas.openxmlformats.org/drawingml/2006/wordprocessingDrawing" xmlns:w10="urn:schemas-microsoft-com:office:word" xmlns:w="http://schemas.openxmlformats.org/wordprocessingml/2006/main" xmlns:w14="http://schemas.microsoft.com/office/word/2010/wordml" xmlns:w15="http://schemas.microsoft.com/office/word/2012/wordml" xmlns:w16cex="http://schemas.microsoft.com/office/word/2018/wordml/cex" xmlns:w16cid="http://schemas.microsoft.com/office/word/2016/wordml/cid" xmlns:w16="http://schemas.microsoft.com/office/word/2018/wordml" xmlns:w16du="http://schemas.microsoft.com/office/word/2023/wordml/word16du" xmlns:w16sdtdh="http://schemas.microsoft.com/office/word/2020/wordml/sdtdatahash" xmlns:w16sdtfl="http://schemas.microsoft.com/office/word/2024/wordml/sdtformatlock" xmlns:w16se="http://schemas.microsoft.com/office/word/2015/wordml/symex" xmlns:wpg="http://schemas.microsoft.com/office/word/2010/wordprocessingGroup" xmlns:wpi="http://schemas.microsoft.com/office/word/2010/wordprocessingInk" xmlns:wne="http://schemas.microsoft.com/office/word/2006/wordml" xmlns:wps="http://schemas.microsoft.com/office/word/2010/wordprocessingShape" mc:Ignorable="w14 w15 w16se w16cid w16 w16cex w16sdtdh w16sdtfl w16du wp14">
+  <w:abstractNum xmlns:w="http://schemas.openxmlformats.org/wordprocessingml/2006/main" w:abstractNumId="9">
+    <w:nsid w:val="4d4ad217"/>
+    <w:multiLevelType xmlns:w="http://schemas.openxmlformats.org/wordprocessingml/2006/main" w:val="hybridMultilevel"/>
+    <w:lvl xmlns:w="http://schemas.openxmlformats.org/wordprocessingml/2006/main" w:ilvl="0">
+      <w:start w:val="1"/>
+      <w:numFmt w:val="bullet"/>
+      <w:lvlText w:val=""/>
+      <w:lvlJc w:val="left"/>
+      <w:pPr>
+        <w:ind w:left="720" w:hanging="360"/>
+      </w:pPr>
+      <w:rPr>
+        <w:rFonts w:hint="default" w:ascii="Symbol" w:hAnsi="Symbol"/>
+      </w:rPr>
+    </w:lvl>
+    <w:lvl xmlns:w="http://schemas.openxmlformats.org/wordprocessingml/2006/main" w:ilvl="1">
+      <w:start w:val="1"/>
+      <w:numFmt w:val="bullet"/>
+      <w:lvlText w:val="o"/>
+      <w:lvlJc w:val="left"/>
+      <w:pPr>
+        <w:ind w:left="1440" w:hanging="360"/>
+      </w:pPr>
+      <w:rPr>
+        <w:rFonts w:hint="default" w:ascii="Courier New" w:hAnsi="Courier New"/>
+      </w:rPr>
+    </w:lvl>
+    <w:lvl xmlns:w="http://schemas.openxmlformats.org/wordprocessingml/2006/main" w:ilvl="2">
+      <w:start w:val="1"/>
+      <w:numFmt w:val="bullet"/>
+      <w:lvlText w:val=""/>
+      <w:lvlJc w:val="left"/>
+      <w:pPr>
+        <w:ind w:left="2160" w:hanging="360"/>
+      </w:pPr>
+      <w:rPr>
+        <w:rFonts w:hint="default" w:ascii="Wingdings" w:hAnsi="Wingdings"/>
+      </w:rPr>
+    </w:lvl>
+    <w:lvl xmlns:w="http://schemas.openxmlformats.org/wordprocessingml/2006/main" w:ilvl="3">
+      <w:start w:val="1"/>
+      <w:numFmt w:val="bullet"/>
+      <w:lvlText w:val=""/>
+      <w:lvlJc w:val="left"/>
+      <w:pPr>
+        <w:ind w:left="2880" w:hanging="360"/>
+      </w:pPr>
+      <w:rPr>
+        <w:rFonts w:hint="default" w:ascii="Symbol" w:hAnsi="Symbol"/>
+      </w:rPr>
+    </w:lvl>
+    <w:lvl xmlns:w="http://schemas.openxmlformats.org/wordprocessingml/2006/main" w:ilvl="4">
+      <w:start w:val="1"/>
+      <w:numFmt w:val="bullet"/>
+      <w:lvlText w:val="o"/>
+      <w:lvlJc w:val="left"/>
+      <w:pPr>
+        <w:ind w:left="3600" w:hanging="360"/>
+      </w:pPr>
+      <w:rPr>
+        <w:rFonts w:hint="default" w:ascii="Courier New" w:hAnsi="Courier New"/>
+      </w:rPr>
+    </w:lvl>
+    <w:lvl xmlns:w="http://schemas.openxmlformats.org/wordprocessingml/2006/main" w:ilvl="5">
+      <w:start w:val="1"/>
+      <w:numFmt w:val="bullet"/>
+      <w:lvlText w:val=""/>
+      <w:lvlJc w:val="left"/>
+      <w:pPr>
+        <w:ind w:left="4320" w:hanging="360"/>
+      </w:pPr>
+      <w:rPr>
+        <w:rFonts w:hint="default" w:ascii="Wingdings" w:hAnsi="Wingdings"/>
+      </w:rPr>
+    </w:lvl>
+    <w:lvl xmlns:w="http://schemas.openxmlformats.org/wordprocessingml/2006/main" w:ilvl="6">
+      <w:start w:val="1"/>
+      <w:numFmt w:val="bullet"/>
+      <w:lvlText w:val=""/>
+      <w:lvlJc w:val="left"/>
+      <w:pPr>
+        <w:ind w:left="5040" w:hanging="360"/>
+      </w:pPr>
+      <w:rPr>
+        <w:rFonts w:hint="default" w:ascii="Symbol" w:hAnsi="Symbol"/>
+      </w:rPr>
+    </w:lvl>
+    <w:lvl xmlns:w="http://schemas.openxmlformats.org/wordprocessingml/2006/main" w:ilvl="7">
+      <w:start w:val="1"/>
+      <w:numFmt w:val="bullet"/>
+      <w:lvlText w:val="o"/>
+      <w:lvlJc w:val="left"/>
+      <w:pPr>
+        <w:ind w:left="5760" w:hanging="360"/>
+      </w:pPr>
+      <w:rPr>
+        <w:rFonts w:hint="default" w:ascii="Courier New" w:hAnsi="Courier New"/>
+      </w:rPr>
+    </w:lvl>
+    <w:lvl xmlns:w="http://schemas.openxmlformats.org/wordprocessingml/2006/main" w:ilvl="8">
+      <w:start w:val="1"/>
+      <w:numFmt w:val="bullet"/>
+      <w:lvlText w:val=""/>
+      <w:lvlJc w:val="left"/>
+      <w:pPr>
+        <w:ind w:left="6480" w:hanging="360"/>
+      </w:pPr>
+      <w:rPr>
+        <w:rFonts w:hint="default" w:ascii="Wingdings" w:hAnsi="Wingdings"/>
+      </w:rPr>
+    </w:lvl>
+  </w:abstractNum>
+  <w:abstractNum xmlns:w="http://schemas.openxmlformats.org/wordprocessingml/2006/main" w:abstractNumId="8">
+    <w:nsid w:val="2cbd55ce"/>
+    <w:multiLevelType xmlns:w="http://schemas.openxmlformats.org/wordprocessingml/2006/main" w:val="hybridMultilevel"/>
+    <w:lvl xmlns:w="http://schemas.openxmlformats.org/wordprocessingml/2006/main" w:ilvl="0">
+      <w:start w:val="1"/>
+      <w:numFmt w:val="bullet"/>
+      <w:lvlText w:val=""/>
+      <w:lvlJc w:val="left"/>
+      <w:pPr>
+        <w:ind w:left="720" w:hanging="360"/>
+      </w:pPr>
+      <w:rPr>
+        <w:rFonts w:hint="default" w:ascii="Symbol" w:hAnsi="Symbol"/>
+      </w:rPr>
+    </w:lvl>
+    <w:lvl xmlns:w="http://schemas.openxmlformats.org/wordprocessingml/2006/main" w:ilvl="1">
+      <w:start w:val="1"/>
+      <w:numFmt w:val="bullet"/>
+      <w:lvlText w:val="o"/>
+      <w:lvlJc w:val="left"/>
+      <w:pPr>
+        <w:ind w:left="1440" w:hanging="360"/>
+      </w:pPr>
+      <w:rPr>
+        <w:rFonts w:hint="default" w:ascii="Courier New" w:hAnsi="Courier New"/>
+      </w:rPr>
+    </w:lvl>
+    <w:lvl xmlns:w="http://schemas.openxmlformats.org/wordprocessingml/2006/main" w:ilvl="2">
+      <w:start w:val="1"/>
+      <w:numFmt w:val="bullet"/>
+      <w:lvlText w:val=""/>
+      <w:lvlJc w:val="left"/>
+      <w:pPr>
+        <w:ind w:left="2160" w:hanging="360"/>
+      </w:pPr>
+      <w:rPr>
+        <w:rFonts w:hint="default" w:ascii="Wingdings" w:hAnsi="Wingdings"/>
+      </w:rPr>
+    </w:lvl>
+    <w:lvl xmlns:w="http://schemas.openxmlformats.org/wordprocessingml/2006/main" w:ilvl="3">
+      <w:start w:val="1"/>
+      <w:numFmt w:val="bullet"/>
+      <w:lvlText w:val=""/>
+      <w:lvlJc w:val="left"/>
+      <w:pPr>
+        <w:ind w:left="2880" w:hanging="360"/>
+      </w:pPr>
+      <w:rPr>
+        <w:rFonts w:hint="default" w:ascii="Symbol" w:hAnsi="Symbol"/>
+      </w:rPr>
+    </w:lvl>
+    <w:lvl xmlns:w="http://schemas.openxmlformats.org/wordprocessingml/2006/main" w:ilvl="4">
+      <w:start w:val="1"/>
+      <w:numFmt w:val="bullet"/>
+      <w:lvlText w:val="o"/>
+      <w:lvlJc w:val="left"/>
+      <w:pPr>
+        <w:ind w:left="3600" w:hanging="360"/>
+      </w:pPr>
+      <w:rPr>
+        <w:rFonts w:hint="default" w:ascii="Courier New" w:hAnsi="Courier New"/>
+      </w:rPr>
+    </w:lvl>
+    <w:lvl xmlns:w="http://schemas.openxmlformats.org/wordprocessingml/2006/main" w:ilvl="5">
+      <w:start w:val="1"/>
+      <w:numFmt w:val="bullet"/>
+      <w:lvlText w:val=""/>
+      <w:lvlJc w:val="left"/>
+      <w:pPr>
+        <w:ind w:left="4320" w:hanging="360"/>
+      </w:pPr>
+      <w:rPr>
+        <w:rFonts w:hint="default" w:ascii="Wingdings" w:hAnsi="Wingdings"/>
+      </w:rPr>
+    </w:lvl>
+    <w:lvl xmlns:w="http://schemas.openxmlformats.org/wordprocessingml/2006/main" w:ilvl="6">
+      <w:start w:val="1"/>
+      <w:numFmt w:val="bullet"/>
+      <w:lvlText w:val=""/>
+      <w:lvlJc w:val="left"/>
+      <w:pPr>
+        <w:ind w:left="5040" w:hanging="360"/>
+      </w:pPr>
+      <w:rPr>
+        <w:rFonts w:hint="default" w:ascii="Symbol" w:hAnsi="Symbol"/>
+      </w:rPr>
+    </w:lvl>
+    <w:lvl xmlns:w="http://schemas.openxmlformats.org/wordprocessingml/2006/main" w:ilvl="7">
+      <w:start w:val="1"/>
+      <w:numFmt w:val="bullet"/>
+      <w:lvlText w:val="o"/>
+      <w:lvlJc w:val="left"/>
+      <w:pPr>
+        <w:ind w:left="5760" w:hanging="360"/>
+      </w:pPr>
+      <w:rPr>
+        <w:rFonts w:hint="default" w:ascii="Courier New" w:hAnsi="Courier New"/>
+      </w:rPr>
+    </w:lvl>
+    <w:lvl xmlns:w="http://schemas.openxmlformats.org/wordprocessingml/2006/main" w:ilvl="8">
+      <w:start w:val="1"/>
+      <w:numFmt w:val="bullet"/>
+      <w:lvlText w:val=""/>
+      <w:lvlJc w:val="left"/>
+      <w:pPr>
+        <w:ind w:left="6480" w:hanging="360"/>
+      </w:pPr>
+      <w:rPr>
+        <w:rFonts w:hint="default" w:ascii="Wingdings" w:hAnsi="Wingdings"/>
+      </w:rPr>
+    </w:lvl>
+  </w:abstractNum>
   <w:abstractNum xmlns:w="http://schemas.openxmlformats.org/wordprocessingml/2006/main" w:abstractNumId="7">
     <w:nsid w:val="6e0d1aab"/>
     <w:multiLevelType xmlns:w="http://schemas.openxmlformats.org/wordprocessingml/2006/main" w:val="hybridMultilevel"/>
@@ -5795,6 +6677,12 @@
       <w:lvlJc w:val="left"/>
     </w:lvl>
   </w:abstractNum>
+  <w:num w:numId="10">
+    <w:abstractNumId w:val="9"/>
+  </w:num>
+  <w:num w:numId="9">
+    <w:abstractNumId w:val="8"/>
+  </w:num>
   <w:num w:numId="8">
     <w:abstractNumId w:val="7"/>
   </w:num>

--- a/Smart_Parking_Platform_homework.docx
+++ b/Smart_Parking_Platform_homework.docx
@@ -5376,6 +5376,1029 @@
         </w:rPr>
         <w:t>Shared project folder. Holds the project document, the Gantt chart, the risk register, and meeting notes</w:t>
       </w:r>
+    </w:p>
+    <w:p>
+      <w:pPr>
+        <w:pStyle w:val="Normal"/>
+        <w:spacing w:after="180"/>
+        <w:ind w:left="0" w:hanging="0"/>
+        <w:rPr>
+          <w:b w:val="0"/>
+          <w:bCs w:val="0"/>
+          <w:sz w:val="22"/>
+          <w:szCs w:val="22"/>
+        </w:rPr>
+      </w:pPr>
+    </w:p>
+    <w:p>
+      <w:pPr>
+        <w:pStyle w:val="Normal"/>
+        <w:spacing w:after="180"/>
+        <w:ind w:left="0" w:hanging="0"/>
+        <w:rPr>
+          <w:b w:val="0"/>
+          <w:bCs w:val="0"/>
+          <w:sz w:val="22"/>
+          <w:szCs w:val="22"/>
+        </w:rPr>
+      </w:pPr>
+    </w:p>
+    <w:p>
+      <w:pPr>
+        <w:pStyle w:val="Normal"/>
+        <w:spacing w:after="180"/>
+        <w:ind w:left="0" w:hanging="0"/>
+        <w:rPr>
+          <w:b w:val="0"/>
+          <w:bCs w:val="0"/>
+          <w:sz w:val="22"/>
+          <w:szCs w:val="22"/>
+        </w:rPr>
+      </w:pPr>
+    </w:p>
+    <w:p>
+      <w:pPr>
+        <w:pStyle w:val="Normal"/>
+        <w:spacing w:after="180"/>
+        <w:ind w:left="0" w:hanging="0"/>
+        <w:rPr>
+          <w:b w:val="0"/>
+          <w:bCs w:val="0"/>
+          <w:sz w:val="22"/>
+          <w:szCs w:val="22"/>
+        </w:rPr>
+      </w:pPr>
+    </w:p>
+    <w:p>
+      <w:pPr>
+        <w:pStyle w:val="Heading3"/>
+        <w:spacing w:after="180"/>
+        <w:ind w:left="0" w:hanging="0"/>
+        <w:rPr>
+          <w:rFonts w:ascii="Calibri" w:hAnsi="Calibri" w:eastAsia="Calibri" w:cs="Calibri"/>
+          <w:b w:val="1"/>
+          <w:bCs w:val="1"/>
+          <w:noProof w:val="0"/>
+          <w:sz w:val="28"/>
+          <w:szCs w:val="28"/>
+          <w:lang w:val="en-US"/>
+        </w:rPr>
+      </w:pPr>
+    </w:p>
+    <w:p>
+      <w:pPr>
+        <w:pStyle w:val="Heading3"/>
+        <w:spacing w:after="180"/>
+        <w:ind w:left="0" w:hanging="0"/>
+      </w:pPr>
+      <w:r>
+        <w:rPr>
+          <w:rFonts w:ascii="Calibri" w:hAnsi="Calibri" w:eastAsia="Calibri" w:cs="Calibri"/>
+          <w:b w:val="1"/>
+          <w:bCs w:val="1"/>
+          <w:noProof w:val="0"/>
+          <w:sz w:val="28"/>
+          <w:szCs w:val="28"/>
+          <w:lang w:val="en-US"/>
+        </w:rPr>
+        <w:t>Part 1: Roles and Resources</w:t>
+      </w:r>
+    </w:p>
+    <w:p>
+      <w:pPr>
+        <w:spacing w:before="240" w:beforeAutospacing="off" w:after="240" w:afterAutospacing="off"/>
+      </w:pPr>
+      <w:r>
+        <w:rPr>
+          <w:rFonts w:ascii="Calibri" w:hAnsi="Calibri" w:eastAsia="Calibri" w:cs="Calibri"/>
+          <w:b w:val="1"/>
+          <w:bCs w:val="1"/>
+          <w:noProof w:val="0"/>
+          <w:sz w:val="22"/>
+          <w:szCs w:val="22"/>
+          <w:lang w:val="en-US"/>
+        </w:rPr>
+        <w:t>Sarah Lee, Senior Project Manager.</w:t>
+      </w:r>
+      <w:r>
+        <w:rPr>
+          <w:rFonts w:ascii="Calibri" w:hAnsi="Calibri" w:eastAsia="Calibri" w:cs="Calibri"/>
+          <w:noProof w:val="0"/>
+          <w:sz w:val="22"/>
+          <w:szCs w:val="22"/>
+          <w:lang w:val="en-US"/>
+        </w:rPr>
+        <w:t xml:space="preserve"> Allocated 50 percent, 160 hours at $65 an hour, $10,400. Runs planning, the schedule, risk reviews, and all stakeholder communication with the parking operator.</w:t>
+      </w:r>
+    </w:p>
+    <w:p>
+      <w:pPr>
+        <w:spacing w:before="240" w:beforeAutospacing="off" w:after="240" w:afterAutospacing="off"/>
+      </w:pPr>
+      <w:r>
+        <w:rPr>
+          <w:rFonts w:ascii="Calibri" w:hAnsi="Calibri" w:eastAsia="Calibri" w:cs="Calibri"/>
+          <w:b w:val="1"/>
+          <w:bCs w:val="1"/>
+          <w:noProof w:val="0"/>
+          <w:sz w:val="22"/>
+          <w:szCs w:val="22"/>
+          <w:lang w:val="en-US"/>
+        </w:rPr>
+        <w:t>Mike Chen, Senior Backend Developer.</w:t>
+      </w:r>
+      <w:r>
+        <w:rPr>
+          <w:rFonts w:ascii="Calibri" w:hAnsi="Calibri" w:eastAsia="Calibri" w:cs="Calibri"/>
+          <w:noProof w:val="0"/>
+          <w:sz w:val="22"/>
+          <w:szCs w:val="22"/>
+          <w:lang w:val="en-US"/>
+        </w:rPr>
+        <w:t xml:space="preserve"> Allocated 100 percent, </w:t>
+      </w:r>
+      <w:r>
+        <w:rPr>
+          <w:rFonts w:ascii="Calibri" w:hAnsi="Calibri" w:eastAsia="Calibri" w:cs="Calibri"/>
+          <w:noProof w:val="0"/>
+          <w:sz w:val="22"/>
+          <w:szCs w:val="22"/>
+          <w:lang w:val="en-US"/>
+        </w:rPr>
+        <w:t>320 hours</w:t>
+      </w:r>
+      <w:r>
+        <w:rPr>
+          <w:rFonts w:ascii="Calibri" w:hAnsi="Calibri" w:eastAsia="Calibri" w:cs="Calibri"/>
+          <w:noProof w:val="0"/>
+          <w:sz w:val="22"/>
+          <w:szCs w:val="22"/>
+          <w:lang w:val="en-US"/>
+        </w:rPr>
+        <w:t xml:space="preserve"> at $60 an hour, $19,200. Owns the system architecture, database design, and </w:t>
+      </w:r>
+      <w:r>
+        <w:rPr>
+          <w:rFonts w:ascii="Calibri" w:hAnsi="Calibri" w:eastAsia="Calibri" w:cs="Calibri"/>
+          <w:noProof w:val="0"/>
+          <w:sz w:val="22"/>
+          <w:szCs w:val="22"/>
+          <w:lang w:val="en-US"/>
+        </w:rPr>
+        <w:t>authentication</w:t>
+      </w:r>
+      <w:r>
+        <w:rPr>
+          <w:rFonts w:ascii="Calibri" w:hAnsi="Calibri" w:eastAsia="Calibri" w:cs="Calibri"/>
+          <w:noProof w:val="0"/>
+          <w:sz w:val="22"/>
+          <w:szCs w:val="22"/>
+          <w:lang w:val="en-US"/>
+        </w:rPr>
+        <w:t xml:space="preserve"> and reservation services.</w:t>
+      </w:r>
+    </w:p>
+    <w:p>
+      <w:pPr>
+        <w:spacing w:before="240" w:beforeAutospacing="off" w:after="240" w:afterAutospacing="off"/>
+      </w:pPr>
+      <w:r>
+        <w:rPr>
+          <w:rFonts w:ascii="Calibri" w:hAnsi="Calibri" w:eastAsia="Calibri" w:cs="Calibri"/>
+          <w:b w:val="1"/>
+          <w:bCs w:val="1"/>
+          <w:noProof w:val="0"/>
+          <w:sz w:val="22"/>
+          <w:szCs w:val="22"/>
+          <w:lang w:val="en-US"/>
+        </w:rPr>
+        <w:t>Anna Patel, Mid-Level Backend Developer.</w:t>
+      </w:r>
+      <w:r>
+        <w:rPr>
+          <w:rFonts w:ascii="Calibri" w:hAnsi="Calibri" w:eastAsia="Calibri" w:cs="Calibri"/>
+          <w:noProof w:val="0"/>
+          <w:sz w:val="22"/>
+          <w:szCs w:val="22"/>
+          <w:lang w:val="en-US"/>
+        </w:rPr>
+        <w:t xml:space="preserve"> Allocated 100 percent, </w:t>
+      </w:r>
+      <w:r>
+        <w:rPr>
+          <w:rFonts w:ascii="Calibri" w:hAnsi="Calibri" w:eastAsia="Calibri" w:cs="Calibri"/>
+          <w:noProof w:val="0"/>
+          <w:sz w:val="22"/>
+          <w:szCs w:val="22"/>
+          <w:lang w:val="en-US"/>
+        </w:rPr>
+        <w:t>320 hours</w:t>
+      </w:r>
+      <w:r>
+        <w:rPr>
+          <w:rFonts w:ascii="Calibri" w:hAnsi="Calibri" w:eastAsia="Calibri" w:cs="Calibri"/>
+          <w:noProof w:val="0"/>
+          <w:sz w:val="22"/>
+          <w:szCs w:val="22"/>
+          <w:lang w:val="en-US"/>
+        </w:rPr>
+        <w:t xml:space="preserve"> at $50 an hour, $16,000. Builds the availability count service, the notification service, and the receipt work.</w:t>
+      </w:r>
+    </w:p>
+    <w:p>
+      <w:pPr>
+        <w:spacing w:before="240" w:beforeAutospacing="off" w:after="240" w:afterAutospacing="off"/>
+      </w:pPr>
+      <w:r>
+        <w:rPr>
+          <w:rFonts w:ascii="Calibri" w:hAnsi="Calibri" w:eastAsia="Calibri" w:cs="Calibri"/>
+          <w:b w:val="1"/>
+          <w:bCs w:val="1"/>
+          <w:noProof w:val="0"/>
+          <w:sz w:val="22"/>
+          <w:szCs w:val="22"/>
+          <w:lang w:val="en-US"/>
+        </w:rPr>
+        <w:t>David Kim, Senior Mobile Developer.</w:t>
+      </w:r>
+      <w:r>
+        <w:rPr>
+          <w:rFonts w:ascii="Calibri" w:hAnsi="Calibri" w:eastAsia="Calibri" w:cs="Calibri"/>
+          <w:noProof w:val="0"/>
+          <w:sz w:val="22"/>
+          <w:szCs w:val="22"/>
+          <w:lang w:val="en-US"/>
+        </w:rPr>
+        <w:t xml:space="preserve"> Allocated 100 percent, </w:t>
+      </w:r>
+      <w:r>
+        <w:rPr>
+          <w:rFonts w:ascii="Calibri" w:hAnsi="Calibri" w:eastAsia="Calibri" w:cs="Calibri"/>
+          <w:noProof w:val="0"/>
+          <w:sz w:val="22"/>
+          <w:szCs w:val="22"/>
+          <w:lang w:val="en-US"/>
+        </w:rPr>
+        <w:t>320 hours</w:t>
+      </w:r>
+      <w:r>
+        <w:rPr>
+          <w:rFonts w:ascii="Calibri" w:hAnsi="Calibri" w:eastAsia="Calibri" w:cs="Calibri"/>
+          <w:noProof w:val="0"/>
+          <w:sz w:val="22"/>
+          <w:szCs w:val="22"/>
+          <w:lang w:val="en-US"/>
+        </w:rPr>
+        <w:t xml:space="preserve"> at $58 an hour, $18,560. Leads the driver app, including search, live availability map, and the booking and checkout flow.</w:t>
+      </w:r>
+    </w:p>
+    <w:p>
+      <w:pPr>
+        <w:spacing w:before="240" w:beforeAutospacing="off" w:after="240" w:afterAutospacing="off"/>
+      </w:pPr>
+      <w:r>
+        <w:rPr>
+          <w:rFonts w:ascii="Calibri" w:hAnsi="Calibri" w:eastAsia="Calibri" w:cs="Calibri"/>
+          <w:b w:val="1"/>
+          <w:bCs w:val="1"/>
+          <w:noProof w:val="0"/>
+          <w:sz w:val="22"/>
+          <w:szCs w:val="22"/>
+          <w:lang w:val="en-US"/>
+        </w:rPr>
+        <w:t>Emma Ruiz, Junior Mobile Developer.</w:t>
+      </w:r>
+      <w:r>
+        <w:rPr>
+          <w:rFonts w:ascii="Calibri" w:hAnsi="Calibri" w:eastAsia="Calibri" w:cs="Calibri"/>
+          <w:noProof w:val="0"/>
+          <w:sz w:val="22"/>
+          <w:szCs w:val="22"/>
+          <w:lang w:val="en-US"/>
+        </w:rPr>
+        <w:t xml:space="preserve"> Allocated 75 percent, </w:t>
+      </w:r>
+      <w:r>
+        <w:rPr>
+          <w:rFonts w:ascii="Calibri" w:hAnsi="Calibri" w:eastAsia="Calibri" w:cs="Calibri"/>
+          <w:noProof w:val="0"/>
+          <w:sz w:val="22"/>
+          <w:szCs w:val="22"/>
+          <w:lang w:val="en-US"/>
+        </w:rPr>
+        <w:t>240 hours</w:t>
+      </w:r>
+      <w:r>
+        <w:rPr>
+          <w:rFonts w:ascii="Calibri" w:hAnsi="Calibri" w:eastAsia="Calibri" w:cs="Calibri"/>
+          <w:noProof w:val="0"/>
+          <w:sz w:val="22"/>
+          <w:szCs w:val="22"/>
+          <w:lang w:val="en-US"/>
+        </w:rPr>
+        <w:t xml:space="preserve"> at $38 an hour, $9,120. Builds the trip history, receipt view, and driver profile screens under review from David.</w:t>
+      </w:r>
+    </w:p>
+    <w:p>
+      <w:pPr>
+        <w:spacing w:before="240" w:beforeAutospacing="off" w:after="240" w:afterAutospacing="off"/>
+      </w:pPr>
+      <w:r>
+        <w:rPr>
+          <w:rFonts w:ascii="Calibri" w:hAnsi="Calibri" w:eastAsia="Calibri" w:cs="Calibri"/>
+          <w:b w:val="1"/>
+          <w:bCs w:val="1"/>
+          <w:noProof w:val="0"/>
+          <w:sz w:val="22"/>
+          <w:szCs w:val="22"/>
+          <w:lang w:val="en-US"/>
+        </w:rPr>
+        <w:t>James Cole, Mid-Level Web Developer.</w:t>
+      </w:r>
+      <w:r>
+        <w:rPr>
+          <w:rFonts w:ascii="Calibri" w:hAnsi="Calibri" w:eastAsia="Calibri" w:cs="Calibri"/>
+          <w:noProof w:val="0"/>
+          <w:sz w:val="22"/>
+          <w:szCs w:val="22"/>
+          <w:lang w:val="en-US"/>
+        </w:rPr>
+        <w:t xml:space="preserve"> Allocated 100 percent, </w:t>
+      </w:r>
+      <w:r>
+        <w:rPr>
+          <w:rFonts w:ascii="Calibri" w:hAnsi="Calibri" w:eastAsia="Calibri" w:cs="Calibri"/>
+          <w:noProof w:val="0"/>
+          <w:sz w:val="22"/>
+          <w:szCs w:val="22"/>
+          <w:lang w:val="en-US"/>
+        </w:rPr>
+        <w:t>320 hours</w:t>
+      </w:r>
+      <w:r>
+        <w:rPr>
+          <w:rFonts w:ascii="Calibri" w:hAnsi="Calibri" w:eastAsia="Calibri" w:cs="Calibri"/>
+          <w:noProof w:val="0"/>
+          <w:sz w:val="22"/>
+          <w:szCs w:val="22"/>
+          <w:lang w:val="en-US"/>
+        </w:rPr>
+        <w:t xml:space="preserve"> at $52 an hour, $16,640. Builds the </w:t>
+      </w:r>
+      <w:r>
+        <w:rPr>
+          <w:rFonts w:ascii="Calibri" w:hAnsi="Calibri" w:eastAsia="Calibri" w:cs="Calibri"/>
+          <w:noProof w:val="0"/>
+          <w:sz w:val="22"/>
+          <w:szCs w:val="22"/>
+          <w:lang w:val="en-US"/>
+        </w:rPr>
+        <w:t>operator's</w:t>
+      </w:r>
+      <w:r>
+        <w:rPr>
+          <w:rFonts w:ascii="Calibri" w:hAnsi="Calibri" w:eastAsia="Calibri" w:cs="Calibri"/>
+          <w:noProof w:val="0"/>
+          <w:sz w:val="22"/>
+          <w:szCs w:val="22"/>
+          <w:lang w:val="en-US"/>
+        </w:rPr>
+        <w:t xml:space="preserve"> dashboard, garage management, and pricing screens.</w:t>
+      </w:r>
+    </w:p>
+    <w:p>
+      <w:pPr>
+        <w:spacing w:before="240" w:beforeAutospacing="off" w:after="240" w:afterAutospacing="off"/>
+      </w:pPr>
+      <w:r>
+        <w:rPr>
+          <w:rFonts w:ascii="Calibri" w:hAnsi="Calibri" w:eastAsia="Calibri" w:cs="Calibri"/>
+          <w:b w:val="1"/>
+          <w:bCs w:val="1"/>
+          <w:noProof w:val="0"/>
+          <w:sz w:val="22"/>
+          <w:szCs w:val="22"/>
+          <w:lang w:val="en-US"/>
+        </w:rPr>
+        <w:t>Sofia Diaz, Mid-Level Web Developer.</w:t>
+      </w:r>
+      <w:r>
+        <w:rPr>
+          <w:rFonts w:ascii="Calibri" w:hAnsi="Calibri" w:eastAsia="Calibri" w:cs="Calibri"/>
+          <w:noProof w:val="0"/>
+          <w:sz w:val="22"/>
+          <w:szCs w:val="22"/>
+          <w:lang w:val="en-US"/>
+        </w:rPr>
+        <w:t xml:space="preserve"> Allocated 75 percent, 240 hours at $50 an hour, $12,000. Builds the admin console and the reporting screens.</w:t>
+      </w:r>
+    </w:p>
+    <w:p>
+      <w:pPr>
+        <w:spacing w:before="240" w:beforeAutospacing="off" w:after="240" w:afterAutospacing="off"/>
+      </w:pPr>
+      <w:r>
+        <w:rPr>
+          <w:rFonts w:ascii="Calibri" w:hAnsi="Calibri" w:eastAsia="Calibri" w:cs="Calibri"/>
+          <w:b w:val="1"/>
+          <w:bCs w:val="1"/>
+          <w:noProof w:val="0"/>
+          <w:sz w:val="22"/>
+          <w:szCs w:val="22"/>
+          <w:lang w:val="en-US"/>
+        </w:rPr>
+        <w:t>Ryan Walsh, Senior Integration Developer.</w:t>
+      </w:r>
+      <w:r>
+        <w:rPr>
+          <w:rFonts w:ascii="Calibri" w:hAnsi="Calibri" w:eastAsia="Calibri" w:cs="Calibri"/>
+          <w:noProof w:val="0"/>
+          <w:sz w:val="22"/>
+          <w:szCs w:val="22"/>
+          <w:lang w:val="en-US"/>
+        </w:rPr>
+        <w:t xml:space="preserve"> Allocated 100 percent, </w:t>
+      </w:r>
+      <w:r>
+        <w:rPr>
+          <w:rFonts w:ascii="Calibri" w:hAnsi="Calibri" w:eastAsia="Calibri" w:cs="Calibri"/>
+          <w:noProof w:val="0"/>
+          <w:sz w:val="22"/>
+          <w:szCs w:val="22"/>
+          <w:lang w:val="en-US"/>
+        </w:rPr>
+        <w:t>320 hours</w:t>
+      </w:r>
+      <w:r>
+        <w:rPr>
+          <w:rFonts w:ascii="Calibri" w:hAnsi="Calibri" w:eastAsia="Calibri" w:cs="Calibri"/>
+          <w:noProof w:val="0"/>
+          <w:sz w:val="22"/>
+          <w:szCs w:val="22"/>
+          <w:lang w:val="en-US"/>
+        </w:rPr>
+        <w:t xml:space="preserve"> at $62 an hour, $19,840. </w:t>
+      </w:r>
+      <w:r>
+        <w:rPr>
+          <w:rFonts w:ascii="Calibri" w:hAnsi="Calibri" w:eastAsia="Calibri" w:cs="Calibri"/>
+          <w:noProof w:val="0"/>
+          <w:sz w:val="22"/>
+          <w:szCs w:val="22"/>
+          <w:lang w:val="en-US"/>
+        </w:rPr>
+        <w:t>Handles the payment provider, the mapping service, and the gate and sensor hardware integration.</w:t>
+      </w:r>
+    </w:p>
+    <w:p>
+      <w:pPr>
+        <w:spacing w:before="240" w:beforeAutospacing="off" w:after="240" w:afterAutospacing="off"/>
+      </w:pPr>
+      <w:r>
+        <w:rPr>
+          <w:rFonts w:ascii="Calibri" w:hAnsi="Calibri" w:eastAsia="Calibri" w:cs="Calibri"/>
+          <w:b w:val="1"/>
+          <w:bCs w:val="1"/>
+          <w:noProof w:val="0"/>
+          <w:sz w:val="22"/>
+          <w:szCs w:val="22"/>
+          <w:lang w:val="en-US"/>
+        </w:rPr>
+        <w:t>Nina Shah, Mid-Level QA Engineer.</w:t>
+      </w:r>
+      <w:r>
+        <w:rPr>
+          <w:rFonts w:ascii="Calibri" w:hAnsi="Calibri" w:eastAsia="Calibri" w:cs="Calibri"/>
+          <w:noProof w:val="0"/>
+          <w:sz w:val="22"/>
+          <w:szCs w:val="22"/>
+          <w:lang w:val="en-US"/>
+        </w:rPr>
+        <w:t xml:space="preserve"> </w:t>
+      </w:r>
+      <w:r>
+        <w:rPr>
+          <w:rFonts w:ascii="Calibri" w:hAnsi="Calibri" w:eastAsia="Calibri" w:cs="Calibri"/>
+          <w:noProof w:val="0"/>
+          <w:sz w:val="22"/>
+          <w:szCs w:val="22"/>
+          <w:lang w:val="en-US"/>
+        </w:rPr>
+        <w:t xml:space="preserve">Allocated 75 percent, </w:t>
+      </w:r>
+      <w:r>
+        <w:rPr>
+          <w:rFonts w:ascii="Calibri" w:hAnsi="Calibri" w:eastAsia="Calibri" w:cs="Calibri"/>
+          <w:noProof w:val="0"/>
+          <w:sz w:val="22"/>
+          <w:szCs w:val="22"/>
+          <w:lang w:val="en-US"/>
+        </w:rPr>
+        <w:t>240 hours</w:t>
+      </w:r>
+      <w:r>
+        <w:rPr>
+          <w:rFonts w:ascii="Calibri" w:hAnsi="Calibri" w:eastAsia="Calibri" w:cs="Calibri"/>
+          <w:noProof w:val="0"/>
+          <w:sz w:val="22"/>
+          <w:szCs w:val="22"/>
+          <w:lang w:val="en-US"/>
+        </w:rPr>
+        <w:t xml:space="preserve"> at $45 an hour, $10,800.</w:t>
+      </w:r>
+      <w:r>
+        <w:rPr>
+          <w:rFonts w:ascii="Calibri" w:hAnsi="Calibri" w:eastAsia="Calibri" w:cs="Calibri"/>
+          <w:noProof w:val="0"/>
+          <w:sz w:val="22"/>
+          <w:szCs w:val="22"/>
+          <w:lang w:val="en-US"/>
+        </w:rPr>
+        <w:t xml:space="preserve"> Writes the test plan, runs test execution, and manages </w:t>
+      </w:r>
+      <w:r>
+        <w:rPr>
+          <w:rFonts w:ascii="Calibri" w:hAnsi="Calibri" w:eastAsia="Calibri" w:cs="Calibri"/>
+          <w:noProof w:val="0"/>
+          <w:sz w:val="22"/>
+          <w:szCs w:val="22"/>
+          <w:lang w:val="en-US"/>
+        </w:rPr>
+        <w:t>testing</w:t>
+      </w:r>
+    </w:p>
+    <w:p>
+      <w:pPr>
+        <w:spacing w:before="240" w:beforeAutospacing="off" w:after="240" w:afterAutospacing="off"/>
+      </w:pPr>
+      <w:r>
+        <w:rPr>
+          <w:rFonts w:ascii="Calibri" w:hAnsi="Calibri" w:eastAsia="Calibri" w:cs="Calibri"/>
+          <w:b w:val="1"/>
+          <w:bCs w:val="1"/>
+          <w:noProof w:val="0"/>
+          <w:sz w:val="22"/>
+          <w:szCs w:val="22"/>
+          <w:lang w:val="en-US"/>
+        </w:rPr>
+        <w:t>Tom Barker, Mid-Level UX Designer.</w:t>
+      </w:r>
+      <w:r>
+        <w:rPr>
+          <w:rFonts w:ascii="Calibri" w:hAnsi="Calibri" w:eastAsia="Calibri" w:cs="Calibri"/>
+          <w:noProof w:val="0"/>
+          <w:sz w:val="22"/>
+          <w:szCs w:val="22"/>
+          <w:lang w:val="en-US"/>
+        </w:rPr>
+        <w:t xml:space="preserve"> Allocated 50 percent, </w:t>
+      </w:r>
+      <w:r>
+        <w:rPr>
+          <w:rFonts w:ascii="Calibri" w:hAnsi="Calibri" w:eastAsia="Calibri" w:cs="Calibri"/>
+          <w:noProof w:val="0"/>
+          <w:sz w:val="22"/>
+          <w:szCs w:val="22"/>
+          <w:lang w:val="en-US"/>
+        </w:rPr>
+        <w:t>160 hours</w:t>
+      </w:r>
+      <w:r>
+        <w:rPr>
+          <w:rFonts w:ascii="Calibri" w:hAnsi="Calibri" w:eastAsia="Calibri" w:cs="Calibri"/>
+          <w:noProof w:val="0"/>
+          <w:sz w:val="22"/>
+          <w:szCs w:val="22"/>
+          <w:lang w:val="en-US"/>
+        </w:rPr>
+        <w:t xml:space="preserve"> at $48 an hour, $7,680. Produces wireframes for the driver app and the operator dashboard</w:t>
+      </w:r>
+      <w:r>
+        <w:rPr>
+          <w:rFonts w:ascii="Calibri" w:hAnsi="Calibri" w:eastAsia="Calibri" w:cs="Calibri"/>
+          <w:noProof w:val="0"/>
+          <w:sz w:val="22"/>
+          <w:szCs w:val="22"/>
+          <w:lang w:val="en-US"/>
+        </w:rPr>
+        <w:t>.</w:t>
+      </w:r>
+    </w:p>
+    <w:p>
+      <w:pPr>
+        <w:spacing w:before="240" w:beforeAutospacing="off" w:after="240" w:afterAutospacing="off"/>
+      </w:pPr>
+      <w:r>
+        <w:rPr>
+          <w:rFonts w:ascii="Calibri" w:hAnsi="Calibri" w:eastAsia="Calibri" w:cs="Calibri"/>
+          <w:noProof w:val="0"/>
+          <w:sz w:val="22"/>
+          <w:szCs w:val="22"/>
+          <w:lang w:val="en-US"/>
+        </w:rPr>
+        <w:t xml:space="preserve">That is 10 people and 2,640 total hours, for a labor cost of </w:t>
+      </w:r>
+      <w:r>
+        <w:rPr>
+          <w:rFonts w:ascii="Calibri" w:hAnsi="Calibri" w:eastAsia="Calibri" w:cs="Calibri"/>
+          <w:b w:val="1"/>
+          <w:bCs w:val="1"/>
+          <w:noProof w:val="0"/>
+          <w:sz w:val="22"/>
+          <w:szCs w:val="22"/>
+          <w:lang w:val="en-US"/>
+        </w:rPr>
+        <w:t>$140,240</w:t>
+      </w:r>
+      <w:r>
+        <w:rPr>
+          <w:rFonts w:ascii="Calibri" w:hAnsi="Calibri" w:eastAsia="Calibri" w:cs="Calibri"/>
+          <w:noProof w:val="0"/>
+          <w:sz w:val="22"/>
+          <w:szCs w:val="22"/>
+          <w:lang w:val="en-US"/>
+        </w:rPr>
+        <w:t>.</w:t>
+      </w:r>
+    </w:p>
+    <w:p>
+      <w:pPr>
+        <w:spacing w:before="240" w:beforeAutospacing="off" w:after="240" w:afterAutospacing="off"/>
+      </w:pPr>
+      <w:r>
+        <w:rPr>
+          <w:rFonts w:ascii="Calibri" w:hAnsi="Calibri" w:eastAsia="Calibri" w:cs="Calibri"/>
+          <w:b w:val="1"/>
+          <w:bCs w:val="1"/>
+          <w:noProof w:val="0"/>
+          <w:sz w:val="28"/>
+          <w:szCs w:val="28"/>
+          <w:lang w:val="en-US"/>
+        </w:rPr>
+        <w:t>Part 2: Resource and Cost Plan</w:t>
+      </w:r>
+    </w:p>
+    <w:p>
+      <w:pPr>
+        <w:spacing w:before="240" w:beforeAutospacing="off" w:after="240" w:afterAutospacing="off"/>
+      </w:pPr>
+      <w:r>
+        <w:rPr>
+          <w:rFonts w:ascii="Calibri" w:hAnsi="Calibri" w:eastAsia="Calibri" w:cs="Calibri"/>
+          <w:noProof w:val="0"/>
+          <w:sz w:val="22"/>
+          <w:szCs w:val="22"/>
+          <w:lang w:val="en-US"/>
+        </w:rPr>
+        <w:t>I used bottom up estimation. Hours were estimated for each role against the work packages in the WBS, then multiplied by that person’s rate and added up. It takes longer than top down but it is more accurate and it ties directly to the WBS and Gantt chart already in this document.</w:t>
+      </w:r>
+    </w:p>
+    <w:p>
+      <w:pPr>
+        <w:spacing w:before="240" w:beforeAutospacing="off" w:after="240" w:afterAutospacing="off"/>
+      </w:pPr>
+      <w:r>
+        <w:rPr>
+          <w:rFonts w:ascii="Calibri" w:hAnsi="Calibri" w:eastAsia="Calibri" w:cs="Calibri"/>
+          <w:b w:val="1"/>
+          <w:bCs w:val="1"/>
+          <w:noProof w:val="0"/>
+          <w:sz w:val="22"/>
+          <w:szCs w:val="22"/>
+          <w:lang w:val="en-US"/>
+        </w:rPr>
+        <w:t>Labor.</w:t>
+      </w:r>
+      <w:r>
+        <w:rPr>
+          <w:rFonts w:ascii="Calibri" w:hAnsi="Calibri" w:eastAsia="Calibri" w:cs="Calibri"/>
+          <w:noProof w:val="0"/>
+          <w:sz w:val="22"/>
+          <w:szCs w:val="22"/>
+          <w:lang w:val="en-US"/>
+        </w:rPr>
+        <w:t xml:space="preserve"> $140,240</w:t>
+      </w:r>
+      <w:r>
+        <w:rPr>
+          <w:rFonts w:ascii="Calibri" w:hAnsi="Calibri" w:eastAsia="Calibri" w:cs="Calibri"/>
+          <w:noProof w:val="0"/>
+          <w:sz w:val="22"/>
+          <w:szCs w:val="22"/>
+          <w:lang w:val="en-US"/>
+        </w:rPr>
+        <w:t>, as</w:t>
+      </w:r>
+      <w:r>
+        <w:rPr>
+          <w:rFonts w:ascii="Calibri" w:hAnsi="Calibri" w:eastAsia="Calibri" w:cs="Calibri"/>
+          <w:noProof w:val="0"/>
+          <w:sz w:val="22"/>
+          <w:szCs w:val="22"/>
+          <w:lang w:val="en-US"/>
+        </w:rPr>
+        <w:t xml:space="preserve"> broken down in the roles section above.</w:t>
+      </w:r>
+    </w:p>
+    <w:p>
+      <w:pPr>
+        <w:spacing w:before="240" w:beforeAutospacing="off" w:after="240" w:afterAutospacing="off"/>
+      </w:pPr>
+      <w:r>
+        <w:rPr>
+          <w:rFonts w:ascii="Calibri" w:hAnsi="Calibri" w:eastAsia="Calibri" w:cs="Calibri"/>
+          <w:b w:val="1"/>
+          <w:bCs w:val="1"/>
+          <w:noProof w:val="0"/>
+          <w:sz w:val="22"/>
+          <w:szCs w:val="22"/>
+          <w:lang w:val="en-US"/>
+        </w:rPr>
+        <w:t>Infrastructure.</w:t>
+      </w:r>
+      <w:r>
+        <w:rPr>
+          <w:rFonts w:ascii="Calibri" w:hAnsi="Calibri" w:eastAsia="Calibri" w:cs="Calibri"/>
+          <w:noProof w:val="0"/>
+          <w:sz w:val="22"/>
+          <w:szCs w:val="22"/>
+          <w:lang w:val="en-US"/>
+        </w:rPr>
+        <w:t xml:space="preserve"> Cloud hosting for the app servers and database runs $800 a month for 3 months, which is $2,400. The mapping API for geocoding and navigation runs $500 a month, which is $1,500. The SMS and email service for verification codes and alerts runs $300 a month, which is $900. Infrastructure comes to $4,800.</w:t>
+      </w:r>
+    </w:p>
+    <w:p>
+      <w:pPr>
+        <w:spacing w:before="240" w:beforeAutospacing="off" w:after="240" w:afterAutospacing="off"/>
+      </w:pPr>
+      <w:r>
+        <w:rPr>
+          <w:rFonts w:ascii="Calibri" w:hAnsi="Calibri" w:eastAsia="Calibri" w:cs="Calibri"/>
+          <w:b w:val="1"/>
+          <w:bCs w:val="1"/>
+          <w:noProof w:val="0"/>
+          <w:sz w:val="22"/>
+          <w:szCs w:val="22"/>
+          <w:lang w:val="en-US"/>
+        </w:rPr>
+        <w:t>Licenses and tools.</w:t>
+      </w:r>
+      <w:r>
+        <w:rPr>
+          <w:rFonts w:ascii="Calibri" w:hAnsi="Calibri" w:eastAsia="Calibri" w:cs="Calibri"/>
+          <w:noProof w:val="0"/>
+          <w:sz w:val="22"/>
+          <w:szCs w:val="22"/>
+          <w:lang w:val="en-US"/>
+        </w:rPr>
+        <w:t xml:space="preserve"> Payment provider sandbox and certification setup is a one time $600. Development tools covering the IDE licenses, the CI pipeline, and Trello run $400 a month, which is $1,200. Licenses and tools come to $1,800.</w:t>
+      </w:r>
+    </w:p>
+    <w:p>
+      <w:pPr>
+        <w:spacing w:before="240" w:beforeAutospacing="off" w:after="240" w:afterAutospacing="off"/>
+      </w:pPr>
+      <w:r>
+        <w:rPr>
+          <w:rFonts w:ascii="Calibri" w:hAnsi="Calibri" w:eastAsia="Calibri" w:cs="Calibri"/>
+          <w:b w:val="1"/>
+          <w:bCs w:val="1"/>
+          <w:noProof w:val="0"/>
+          <w:sz w:val="22"/>
+          <w:szCs w:val="22"/>
+          <w:lang w:val="en-US"/>
+        </w:rPr>
+        <w:t>Equipment.</w:t>
+      </w:r>
+      <w:r>
+        <w:rPr>
+          <w:rFonts w:ascii="Calibri" w:hAnsi="Calibri" w:eastAsia="Calibri" w:cs="Calibri"/>
+          <w:noProof w:val="0"/>
+          <w:sz w:val="22"/>
+          <w:szCs w:val="22"/>
+          <w:lang w:val="en-US"/>
+        </w:rPr>
+        <w:t xml:space="preserve"> Five test phones across iOS and Android at $500 each is $2,500. A gate and QR scanner test kit for integration testing is a one time $1,800. Equipment comes to $4,300.</w:t>
+      </w:r>
+    </w:p>
+    <w:p>
+      <w:pPr>
+        <w:spacing w:before="240" w:beforeAutospacing="off" w:after="240" w:afterAutospacing="off"/>
+      </w:pPr>
+      <w:r>
+        <w:rPr>
+          <w:rFonts w:ascii="Calibri" w:hAnsi="Calibri" w:eastAsia="Calibri" w:cs="Calibri"/>
+          <w:b w:val="1"/>
+          <w:bCs w:val="1"/>
+          <w:noProof w:val="0"/>
+          <w:sz w:val="22"/>
+          <w:szCs w:val="22"/>
+          <w:lang w:val="en-US"/>
+        </w:rPr>
+        <w:t>Services.</w:t>
+      </w:r>
+      <w:r>
+        <w:rPr>
+          <w:rFonts w:ascii="Calibri" w:hAnsi="Calibri" w:eastAsia="Calibri" w:cs="Calibri"/>
+          <w:noProof w:val="0"/>
+          <w:sz w:val="22"/>
+          <w:szCs w:val="22"/>
+          <w:lang w:val="en-US"/>
+        </w:rPr>
+        <w:t xml:space="preserve"> A PCI pre-assessment, which has to happen before we handle live card data, is $3,500.</w:t>
+      </w:r>
+    </w:p>
+    <w:p>
+      <w:pPr>
+        <w:spacing w:before="240" w:beforeAutospacing="off" w:after="240" w:afterAutospacing="off"/>
+      </w:pPr>
+      <w:r>
+        <w:rPr>
+          <w:rFonts w:ascii="Calibri" w:hAnsi="Calibri" w:eastAsia="Calibri" w:cs="Calibri"/>
+          <w:noProof w:val="0"/>
+          <w:sz w:val="22"/>
+          <w:szCs w:val="22"/>
+          <w:lang w:val="en-US"/>
+        </w:rPr>
+        <w:t xml:space="preserve">That puts non-labor costs at </w:t>
+      </w:r>
+      <w:r>
+        <w:rPr>
+          <w:rFonts w:ascii="Calibri" w:hAnsi="Calibri" w:eastAsia="Calibri" w:cs="Calibri"/>
+          <w:b w:val="1"/>
+          <w:bCs w:val="1"/>
+          <w:noProof w:val="0"/>
+          <w:sz w:val="22"/>
+          <w:szCs w:val="22"/>
+          <w:lang w:val="en-US"/>
+        </w:rPr>
+        <w:t>$14,400</w:t>
+      </w:r>
+      <w:r>
+        <w:rPr>
+          <w:rFonts w:ascii="Calibri" w:hAnsi="Calibri" w:eastAsia="Calibri" w:cs="Calibri"/>
+          <w:noProof w:val="0"/>
+          <w:sz w:val="22"/>
+          <w:szCs w:val="22"/>
+          <w:lang w:val="en-US"/>
+        </w:rPr>
+        <w:t xml:space="preserve"> and the subtotal at </w:t>
+      </w:r>
+      <w:r>
+        <w:rPr>
+          <w:rFonts w:ascii="Calibri" w:hAnsi="Calibri" w:eastAsia="Calibri" w:cs="Calibri"/>
+          <w:b w:val="1"/>
+          <w:bCs w:val="1"/>
+          <w:noProof w:val="0"/>
+          <w:sz w:val="22"/>
+          <w:szCs w:val="22"/>
+          <w:lang w:val="en-US"/>
+        </w:rPr>
+        <w:t>$154,640</w:t>
+      </w:r>
+      <w:r>
+        <w:rPr>
+          <w:rFonts w:ascii="Calibri" w:hAnsi="Calibri" w:eastAsia="Calibri" w:cs="Calibri"/>
+          <w:noProof w:val="0"/>
+          <w:sz w:val="22"/>
+          <w:szCs w:val="22"/>
+          <w:lang w:val="en-US"/>
+        </w:rPr>
+        <w:t>.</w:t>
+      </w:r>
+    </w:p>
+    <w:p>
+      <w:pPr>
+        <w:pStyle w:val="Normal"/>
+        <w:spacing w:before="240" w:beforeAutospacing="off" w:after="240" w:afterAutospacing="off"/>
+      </w:pPr>
+      <w:r>
+        <w:rPr>
+          <w:rFonts w:ascii="Calibri" w:hAnsi="Calibri" w:eastAsia="Calibri" w:cs="Calibri"/>
+          <w:b w:val="1"/>
+          <w:bCs w:val="1"/>
+          <w:noProof w:val="0"/>
+          <w:sz w:val="22"/>
+          <w:szCs w:val="22"/>
+          <w:lang w:val="en-US"/>
+        </w:rPr>
+        <w:t xml:space="preserve">Grand total: </w:t>
+      </w:r>
+      <w:r>
+        <w:rPr>
+          <w:rFonts w:ascii="Calibri" w:hAnsi="Calibri" w:eastAsia="Calibri" w:cs="Calibri"/>
+          <w:b w:val="1"/>
+          <w:bCs w:val="1"/>
+          <w:noProof w:val="0"/>
+          <w:sz w:val="22"/>
+          <w:szCs w:val="22"/>
+          <w:lang w:val="en-US"/>
+        </w:rPr>
+        <w:t>$154,640</w:t>
+      </w:r>
+    </w:p>
+    <w:p>
+      <w:pPr>
+        <w:pStyle w:val="Normal"/>
+        <w:spacing w:before="240" w:beforeAutospacing="off" w:after="240" w:afterAutospacing="off"/>
+        <w:rPr>
+          <w:rFonts w:ascii="Calibri" w:hAnsi="Calibri" w:eastAsia="Calibri" w:cs="Calibri"/>
+          <w:b w:val="1"/>
+          <w:bCs w:val="1"/>
+          <w:noProof w:val="0"/>
+          <w:sz w:val="22"/>
+          <w:szCs w:val="22"/>
+          <w:lang w:val="en-US"/>
+        </w:rPr>
+      </w:pPr>
+    </w:p>
+    <w:p>
+      <w:pPr>
+        <w:pStyle w:val="Normal"/>
+        <w:spacing w:before="240" w:beforeAutospacing="off" w:after="240" w:afterAutospacing="off"/>
+      </w:pPr>
+      <w:r>
+        <w:rPr>
+          <w:rFonts w:ascii="Calibri" w:hAnsi="Calibri" w:eastAsia="Calibri" w:cs="Calibri"/>
+          <w:b w:val="1"/>
+          <w:bCs w:val="1"/>
+          <w:noProof w:val="0"/>
+          <w:sz w:val="22"/>
+          <w:szCs w:val="22"/>
+          <w:lang w:val="en-US"/>
+        </w:rPr>
+        <w:t>RACI Matrix</w:t>
+      </w:r>
+    </w:p>
+    <w:p>
+      <w:pPr>
+        <w:pStyle w:val="Normal"/>
+        <w:spacing w:before="240" w:beforeAutospacing="off" w:after="240" w:afterAutospacing="off"/>
+        <w:rPr>
+          <w:rFonts w:ascii="Calibri" w:hAnsi="Calibri" w:eastAsia="Calibri" w:cs="Calibri"/>
+          <w:b w:val="1"/>
+          <w:bCs w:val="1"/>
+          <w:noProof w:val="0"/>
+          <w:sz w:val="22"/>
+          <w:szCs w:val="22"/>
+          <w:lang w:val="en-US"/>
+        </w:rPr>
+      </w:pPr>
+      <w:r>
+        <w:drawing>
+          <wp:inline wp14:editId="13016703" wp14:anchorId="284A03A4">
+            <wp:extent cx="6172200" cy="2828925"/>
+            <wp:effectExtent l="0" t="0" r="0" b="0"/>
+            <wp:docPr id="1842498749" name="drawing"/>
+            <wp:cNvGraphicFramePr>
+              <a:graphicFrameLocks noChangeAspect="1"/>
+            </wp:cNvGraphicFramePr>
+            <a:graphic>
+              <a:graphicData xmlns:a="http://schemas.openxmlformats.org/drawingml/2006/main" uri="http://schemas.openxmlformats.org/drawingml/2006/picture">
+                <pic:pic xmlns:pic="http://schemas.openxmlformats.org/drawingml/2006/picture">
+                  <pic:nvPicPr>
+                    <pic:cNvPr id="1842498749" name="Picture 1842498749"/>
+                    <pic:cNvPicPr/>
+                  </pic:nvPicPr>
+                  <pic:blipFill>
+                    <a:blip xmlns:r="http://schemas.openxmlformats.org/officeDocument/2006/relationships" r:embed="rId1134088660">
+                      <a:extLst>
+                        <a:ext uri="{28A0092B-C50C-407E-A947-70E740481C1C}">
+                          <a14:useLocalDpi xmlns:a14="http://schemas.microsoft.com/office/drawing/2010/main"/>
+                        </a:ext>
+                      </a:extLst>
+                    </a:blip>
+                    <a:stretch>
+                      <a:fillRect/>
+                    </a:stretch>
+                  </pic:blipFill>
+                  <pic:spPr>
+                    <a:xfrm>
+                      <a:off x="0" y="0"/>
+                      <a:ext cx="6172200" cy="2828925"/>
+                    </a:xfrm>
+                    <a:prstGeom prst="rect">
+                      <a:avLst/>
+                    </a:prstGeom>
+                  </pic:spPr>
+                </pic:pic>
+              </a:graphicData>
+            </a:graphic>
+          </wp:inline>
+        </w:drawing>
+      </w:r>
+    </w:p>
+    <w:p>
+      <w:pPr>
+        <w:spacing w:before="240" w:beforeAutospacing="off" w:after="240" w:afterAutospacing="off"/>
+        <w:rPr>
+          <w:rFonts w:ascii="Calibri" w:hAnsi="Calibri" w:eastAsia="Calibri" w:cs="Calibri"/>
+          <w:noProof w:val="0"/>
+          <w:sz w:val="22"/>
+          <w:szCs w:val="22"/>
+          <w:lang w:val="en-US"/>
+        </w:rPr>
+      </w:pPr>
     </w:p>
     <w:p>
       <w:pPr>
